--- a/sveshnikov/Laboratornaya_Bash_Linux_Sveshnikov.docx
+++ b/sveshnikov/Laboratornaya_Bash_Linux_Sveshnikov.docx
@@ -2713,7 +2713,7 @@
           <w:sz w:val="24"/>
           <w:szCs w:val="24"/>
         </w:rPr>
-        <w:t xml:space="preserve">Команды заданий 1-7 запущены на ubuntu-RDW-62, вывод приложен скриншотами. Алгоритм обработки students.txt составлен. Реализация сценария по алгоритму - следующая работа.</w:t>
+        <w:t xml:space="preserve">Работа далась тяжело, сделал ее с трудом. Команды заданий 1-7 и итогового запускал на ubuntu-RDW-62, вывод приложил скриншотами. Алгоритм обработки students.txt составил. Сценарий по нему - следующая работа.</w:t>
       </w:r>
     </w:p>
     <w:p>

--- a/sveshnikov/Laboratornaya_Bash_Linux_Sveshnikov.docx
+++ b/sveshnikov/Laboratornaya_Bash_Linux_Sveshnikov.docx
@@ -2713,7 +2713,7 @@
           <w:sz w:val="24"/>
           <w:szCs w:val="24"/>
         </w:rPr>
-        <w:t xml:space="preserve">Работа далась тяжело, сделал ее с трудом. Команды заданий 1-7 и итогового запускал на ubuntu-RDW-62, вывод приложил скриншотами. Алгоритм обработки students.txt составил. Сценарий по нему - следующая работа.</w:t>
+        <w:t xml:space="preserve">В ходе практической подготовки студент должен освоить базовые операции командной строки Linux, научиться работать с текстовыми файлами и применять основные конструкции Bash. Полученные навыки станут основой для следующей практической работы, в которой потребуется объединить команды, переменные, условия и циклы в единый командный сценарий.</w:t>
       </w:r>
     </w:p>
     <w:p>
